--- a/preview/docxs/14-polished-navy.docx
+++ b/preview/docxs/14-polished-navy.docx
@@ -508,7 +508,7 @@
         </w:rPr>
         <w:t xml:space="preserve">Demo: </w:t>
       </w:r>
-      <w:hyperlink w:history="1" r:id="rIdvn6za5sckio4jj_ylpm5h">
+      <w:hyperlink w:history="1" r:id="rIds0f3w7s8c0ijsy2fdywx1">
         <w:r>
           <w:rPr>
             <w:color w:val="1e3a5f"/>
@@ -536,7 +536,7 @@
         </w:rPr>
         <w:t xml:space="preserve">Code: </w:t>
       </w:r>
-      <w:hyperlink w:history="1" r:id="rIdpcyduu-unkc2z0j5_be7w">
+      <w:hyperlink w:history="1" r:id="rId43l61wilkrffr-oqpdewj">
         <w:r>
           <w:rPr>
             <w:color w:val="1e3a5f"/>
@@ -626,7 +626,7 @@
         </w:rPr>
         <w:t xml:space="preserve">Demo: </w:t>
       </w:r>
-      <w:hyperlink w:history="1" r:id="rIdjaqwmwelfhd5r_xhqewuj">
+      <w:hyperlink w:history="1" r:id="rIdtsmuvcms1rzv95nb-qhg2">
         <w:r>
           <w:rPr>
             <w:color w:val="1e3a5f"/>
@@ -1060,7 +1060,7 @@
         </w:rPr>
         <w:t xml:space="preserve">Portfolio: </w:t>
       </w:r>
-      <w:hyperlink w:history="1" r:id="rIdrhbasozg9ktnoc3comtr0">
+      <w:hyperlink w:history="1" r:id="rIduywgs2mvqt-la4p80k3nv">
         <w:r>
           <w:rPr>
             <w:color w:val="1e3a5f"/>
